--- a/docs/diploma/Бахитияр_Санжар_пікір_және_рецензия.docx
+++ b/docs/diploma/Бахитияр_Санжар_пікір_және_рецензия.docx
@@ -61,6 +61,20 @@
           <w:sz w:val="28"/>
         </w:rPr>
         <w:t>(аты-жөні)</w:t>
+      </w:r>
+    </w:p>
+    <w:p>
+      <w:pPr>
+        <w:spacing w:line="360" w:lineRule="auto" w:after="60"/>
+      </w:pPr>
+      <w:r>
+        <w:rPr>
+          <w:rFonts w:ascii="Times New Roman" w:hAnsi="Times New Roman" w:eastAsia="Times New Roman" w:cs="Times New Roman"/>
+          <w:b w:val="0"/>
+          <w:i w:val="0"/>
+          <w:sz w:val="28"/>
+        </w:rPr>
+        <w:t>Тобы: П22-4Б</w:t>
       </w:r>
     </w:p>
     <w:p>
@@ -286,6 +300,20 @@
           <w:sz w:val="28"/>
         </w:rPr>
         <w:t>(аты-жөні)</w:t>
+      </w:r>
+    </w:p>
+    <w:p>
+      <w:pPr>
+        <w:spacing w:line="360" w:lineRule="auto" w:after="60"/>
+      </w:pPr>
+      <w:r>
+        <w:rPr>
+          <w:rFonts w:ascii="Times New Roman" w:hAnsi="Times New Roman" w:eastAsia="Times New Roman" w:cs="Times New Roman"/>
+          <w:b w:val="0"/>
+          <w:i w:val="0"/>
+          <w:sz w:val="28"/>
+        </w:rPr>
+        <w:t>Тобы: П22-4Б</w:t>
       </w:r>
     </w:p>
     <w:p>

--- a/docs/diploma/Бахитияр_Санжар_пікір_және_рецензия.docx
+++ b/docs/diploma/Бахитияр_Санжар_пікір_және_рецензия.docx
@@ -176,7 +176,7 @@
           <w:i w:val="0"/>
           <w:sz w:val="28"/>
         </w:rPr>
-        <w:t>Практикалық бөлімде пайдаланушыға ыңғайлы интерфейсі бар ақпараттық жүйе әзірленген. Жүйеде тәрбие сағатын құру, аудитория мен уақытты белгілеу, Word-құжатты бекітуге жіберу, электронды қолтаңба сақтау, әкімші тарапынан бекіту немесе қайтару, Telegram/WhatsApp хабарламалары, айлық есептер және AI-көмекші модульдері іске асырылған. Бағдарламалық өнімнің негізгі функциялары тестілеу барысында тексерілген.</w:t>
+        <w:t>Практикалық бөлімде пайдаланушыға ыңғайлы интерфейсі бар ақпараттық жүйе әзірленген. Жүйеде тәрбие сағатын құру, аудитория мен уақытты белгілеу, Word-құжатты бекітуге жіберу, электронды қолтаңба сақтау, әкімші тарапынан бекіту немесе қайтару, Telegram хабарламалары, айлық есептер және AI-көмекші модульдері іске асырылған. Бағдарламалық өнімнің негізгі функциялары тестілеу барысында тексерілген.</w:t>
       </w:r>
     </w:p>
     <w:p>
@@ -415,7 +415,7 @@
           <w:i w:val="0"/>
           <w:sz w:val="28"/>
         </w:rPr>
-        <w:t>Практикалық бөлімде әзірленген жүйе тәрбие сағатын жоспарлау, бекітуге құжат жіберу, әкімші шешімін тіркеу, қолтаңбаны сақтау, бекітілген Word құжатын жүктеу, Telegram/WhatsApp хабарламаларын жіберу және айлық есептерді қалыптастыру сияқты функцияларды орындайды. Жоба құрылымы модульдік болғандықтан, оны әрі қарай кеңейтуге мүмкіндік бар.</w:t>
+        <w:t>Практикалық бөлімде әзірленген жүйе тәрбие сағатын жоспарлау, бекітуге құжат жіберу, әкімші шешімін тіркеу, қолтаңбаны сақтау, бекітілген Word құжатын жүктеу, Telegram хабарламаларын жіберу және айлық есептерді қалыптастыру сияқты функцияларды орындайды. Жоба құрылымы модульдік болғандықтан, оны әрі қарай кеңейтуге мүмкіндік бар.</w:t>
       </w:r>
     </w:p>
     <w:p>
@@ -476,6 +476,8 @@
       </w:r>
     </w:p>
     <w:sectPr>
+      <w:headerReference w:type="default" r:id="rId9"/>
+      <w:footerReference w:type="default" r:id="rId10"/>
       <w:pgSz w:w="12240" w:h="15840"/>
       <w:pgMar w:top="1134" w:right="850" w:bottom="1134" w:left="1701" w:header="720" w:footer="720" w:gutter="0"/>
       <w:cols w:space="720"/>
@@ -483,6 +485,26 @@
     </w:sectPr>
   </w:body>
 </w:document>
+</file>
+
+<file path=word/footer1.xml><?xml version="1.0" encoding="utf-8"?>
+<w:ftr xmlns:m="http://schemas.openxmlformats.org/officeDocument/2006/math" xmlns:mc="http://schemas.openxmlformats.org/markup-compatibility/2006" xmlns:mo="http://schemas.microsoft.com/office/mac/office/2008/main" xmlns:mv="urn:schemas-microsoft-com:mac:vml" xmlns:o="urn:schemas-microsoft-com:office:office" xmlns:r="http://schemas.openxmlformats.org/officeDocument/2006/relationships" xmlns:v="urn:schemas-microsoft-com:vml" xmlns:w10="urn:schemas-microsoft-com:office:word" xmlns:w14="http://schemas.microsoft.com/office/word/2010/wordml" xmlns:w="http://schemas.openxmlformats.org/wordprocessingml/2006/main" xmlns:wne="http://schemas.microsoft.com/office/word/2006/wordml" xmlns:wp14="http://schemas.microsoft.com/office/word/2010/wordprocessingDrawing" xmlns:wp="http://schemas.openxmlformats.org/drawingml/2006/wordprocessingDrawing" xmlns:wpc="http://schemas.microsoft.com/office/word/2010/wordprocessingCanvas" xmlns:wpg="http://schemas.microsoft.com/office/word/2010/wordprocessingGroup" xmlns:wpi="http://schemas.microsoft.com/office/word/2010/wordprocessingInk" xmlns:wps="http://schemas.microsoft.com/office/word/2010/wordprocessingShape" mc:Ignorable="w14 wp14">
+  <w:p>
+    <w:pPr>
+      <w:pStyle w:val="Footer"/>
+    </w:pPr>
+  </w:p>
+</w:ftr>
+</file>
+
+<file path=word/header1.xml><?xml version="1.0" encoding="utf-8"?>
+<w:hdr xmlns:m="http://schemas.openxmlformats.org/officeDocument/2006/math" xmlns:mc="http://schemas.openxmlformats.org/markup-compatibility/2006" xmlns:mo="http://schemas.microsoft.com/office/mac/office/2008/main" xmlns:mv="urn:schemas-microsoft-com:mac:vml" xmlns:o="urn:schemas-microsoft-com:office:office" xmlns:r="http://schemas.openxmlformats.org/officeDocument/2006/relationships" xmlns:v="urn:schemas-microsoft-com:vml" xmlns:w10="urn:schemas-microsoft-com:office:word" xmlns:w14="http://schemas.microsoft.com/office/word/2010/wordml" xmlns:w="http://schemas.openxmlformats.org/wordprocessingml/2006/main" xmlns:wne="http://schemas.microsoft.com/office/word/2006/wordml" xmlns:wp14="http://schemas.microsoft.com/office/word/2010/wordprocessingDrawing" xmlns:wp="http://schemas.openxmlformats.org/drawingml/2006/wordprocessingDrawing" xmlns:wpc="http://schemas.microsoft.com/office/word/2010/wordprocessingCanvas" xmlns:wpg="http://schemas.microsoft.com/office/word/2010/wordprocessingGroup" xmlns:wpi="http://schemas.microsoft.com/office/word/2010/wordprocessingInk" xmlns:wps="http://schemas.microsoft.com/office/word/2010/wordprocessingShape" mc:Ignorable="w14 wp14">
+  <w:p>
+    <w:pPr>
+      <w:pStyle w:val="Header"/>
+    </w:pPr>
+  </w:p>
+</w:hdr>
 </file>
 
 <file path=word/numbering.xml><?xml version="1.0" encoding="utf-8"?>
